--- a/BTTH1.docx
+++ b/BTTH1.docx
@@ -899,18 +899,18 @@
         <w:rPr>
           <w:rtl w:val="0"/>
         </w:rPr>
-        <w:t xml:space="preserve">US4a: Là một admin, tôi muốn xem báo cáo doanh thu theo ngày, để theo dõi doanh thu hằng ngày.</w:t>
-      </w:r>
-    </w:p>
-    <w:p>
-      <w:pPr>
-        <w:rPr/>
-      </w:pPr>
-      <w:r>
-        <w:rPr>
-          <w:rtl w:val="0"/>
-        </w:rPr>
-        <w:t xml:space="preserve">US4b: Là một admin, tôi muốn xuất báo cáo doanh thu theo ngày ra file Excel, để gửi và lưu trữ báo cáo.Các phần còn lại của US4 (tuần/tháng, khu vực, nhà hàng, tự gửi email) giữ lại trong backlog thành story riêng, ưu tiên thấp, tinh chỉnh sau.</w:t>
+        <w:t xml:space="preserve">US4.1: Là một admin, tôi muốn xem báo cáo doanh thu theo ngày, để theo dõi doanh thu hằng ngày.</w:t>
+      </w:r>
+    </w:p>
+    <w:p>
+      <w:pPr>
+        <w:rPr/>
+      </w:pPr>
+      <w:r>
+        <w:rPr>
+          <w:rtl w:val="0"/>
+        </w:rPr>
+        <w:t xml:space="preserve">US4.2: Là một admin, tôi muốn xuất báo cáo doanh thu theo ngày ra file Excel, để gửi và lưu trữ báo cáo.Các phần còn lại của US4 (tuần/tháng, khu vực, nhà hàng, tự gửi email) giữ lại trong backlog thành story riêng, ưu tiên thấp, tinh chỉnh sau.</w:t>
       </w:r>
     </w:p>
     <w:p>
@@ -948,7 +948,50 @@
         <w:rPr>
           <w:rtl w:val="0"/>
         </w:rPr>
-        <w:t xml:space="preserve">US1, Story 1 (US4), Story 2 (US4), US2</w:t>
+        <w:t xml:space="preserve">US1: Lọc nhà hàng theo loại món</w:t>
+      </w:r>
+    </w:p>
+    <w:p>
+      <w:pPr>
+        <w:rPr/>
+      </w:pPr>
+      <w:r>
+        <w:rPr>
+          <w:rtl w:val="0"/>
+        </w:rPr>
+        <w:t xml:space="preserve">US2: Đặt món ≤ 4 lần chạm</w:t>
+      </w:r>
+    </w:p>
+    <w:p>
+      <w:pPr>
+        <w:rPr/>
+      </w:pPr>
+      <w:r>
+        <w:rPr>
+          <w:rtl w:val="0"/>
+        </w:rPr>
+        <w:t xml:space="preserve">US4.1: Báo cáo doanh thu theo ngày</w:t>
+      </w:r>
+    </w:p>
+    <w:p>
+      <w:pPr>
+        <w:rPr/>
+      </w:pPr>
+      <w:r>
+        <w:rPr>
+          <w:rtl w:val="0"/>
+        </w:rPr>
+        <w:t xml:space="preserve">US4.2: Xuất Excel</w:t>
+      </w:r>
+    </w:p>
+    <w:p>
+      <w:pPr>
+        <w:rPr/>
+      </w:pPr>
+      <w:r>
+        <w:rPr>
+          <w:rtl w:val="0"/>
+        </w:rPr>
       </w:r>
     </w:p>
     <w:p>
@@ -961,16 +1004,6 @@
         </w:rPr>
         <w:t xml:space="preserve">b) Theo DEEP, story đứng đầu cần chi tiết đến mức nào? Buổi Refinement còn phải làm gì với nó trước khi đưa vào Sprint?</w:t>
         <w:tab/>
-      </w:r>
-    </w:p>
-    <w:p>
-      <w:pPr>
-        <w:rPr/>
-      </w:pPr>
-      <w:r>
-        <w:rPr>
-          <w:rtl w:val="0"/>
-        </w:rPr>
       </w:r>
     </w:p>
     <w:p>
